--- a/docs/report/JobTracker_Himanshu_USC_UCT.docx
+++ b/docs/report/JobTracker_Himanshu_USC_UCT.docx
@@ -56,25 +56,7 @@
           <w:color w:val="192B2B"/>
           <w:sz w:val="36"/>
         </w:rPr>
-        <w:t>Flask Job Application Tracker(</w:t>
-      </w:r>
-      <w:proofErr w:type="spellStart"/>
-      <w:r>
-        <w:rPr>
-          <w:b/>
-          <w:color w:val="192B2B"/>
-          <w:sz w:val="36"/>
-        </w:rPr>
-        <w:t>JobTrack</w:t>
-      </w:r>
-      <w:proofErr w:type="spellEnd"/>
-      <w:r>
-        <w:rPr>
-          <w:b/>
-          <w:color w:val="192B2B"/>
-          <w:sz w:val="36"/>
-        </w:rPr>
-        <w:t>)</w:t>
+        <w:t>Flask Job Application Tracker(JobTrack)</w:t>
       </w:r>
     </w:p>
     <w:p>
@@ -176,28 +158,15 @@
                 <w:lang w:val="en-GB"/>
               </w:rPr>
             </w:pPr>
-            <w:proofErr w:type="spellStart"/>
             <w:r>
-              <w:t>JobTrack</w:t>
-            </w:r>
-            <w:proofErr w:type="spellEnd"/>
-            <w:r>
-              <w:t xml:space="preserve"> is a server-rendered web application developed as a Python development internship final project. It helps a user maintain job applications, update their progress, and identify upcoming deadlines. The project turns a practical organizational problem into a working application with account-based access and persistent storage.</w:t>
+              <w:t>JobTrack is a server-rendered web application developed as a Python development internship final project. It helps a user maintain job applications, update their progress, and identify upcoming deadlines. The project turns a practical organizational problem into a working application with account-based access and persistent storage.</w:t>
             </w:r>
             <w:r>
               <w:br/>
             </w:r>
             <w:r>
               <w:br/>
-              <w:t>The implementation uses Flask, Jinja, Bootstrap, SQLite through Flask-</w:t>
-            </w:r>
-            <w:proofErr w:type="spellStart"/>
-            <w:r>
-              <w:t>SQLAlchemy</w:t>
-            </w:r>
-            <w:proofErr w:type="spellEnd"/>
-            <w:r>
-              <w:t>, Flask-Login, and Flask-WTF. Users can register, log in, add or update an application, view notes, and confirm deletion. A dashboard presents total applications and counts for Applied, Interviewing, Offered, and Rejected, alongside company/title search, status filtering, and active deadlines.</w:t>
+              <w:t>The implementation uses Flask, Jinja, Bootstrap, SQLite through Flask-SQLAlchemy, Flask-Login, and Flask-WTF. Users can register, log in, add or update an application, view notes, and confirm deletion. A dashboard presents total applications and counts for Applied, Interviewing, Offered, and Rejected, alongside company/title search, status filtering, and active deadlines.</w:t>
             </w:r>
             <w:r>
               <w:br/>
@@ -211,15 +180,7 @@
             </w:r>
             <w:r>
               <w:br/>
-              <w:t xml:space="preserve">Verification includes 18 passing </w:t>
-            </w:r>
-            <w:proofErr w:type="spellStart"/>
-            <w:r>
-              <w:t>pytest</w:t>
-            </w:r>
-            <w:proofErr w:type="spellEnd"/>
-            <w:r>
-              <w:t xml:space="preserve"> cases and browser workflow checks on desktop and mobile layouts. This report describes those functional results without treating them as load-testing evidence. The project is intended for a local internship demonstration; public hosting, notifications, and advanced analytics remain future work.</w:t>
+              <w:t>Verification includes 18 passing pytest cases and browser workflow checks on desktop and mobile layouts. This report describes those functional results without treating them as load-testing evidence. The project is intended for a local internship demonstration; public hosting, notifications, and advanced analytics remain future work.</w:t>
             </w:r>
           </w:p>
         </w:tc>
@@ -2904,21 +2865,7 @@
         <w:rPr>
           <w:lang w:val="en-US"/>
         </w:rPr>
-        <w:t xml:space="preserve">About </w:t>
-      </w:r>
-      <w:proofErr w:type="spellStart"/>
-      <w:r>
-        <w:rPr>
-          <w:lang w:val="en-US"/>
-        </w:rPr>
-        <w:t>UniConverge</w:t>
-      </w:r>
-      <w:proofErr w:type="spellEnd"/>
-      <w:r>
-        <w:rPr>
-          <w:lang w:val="en-US"/>
-        </w:rPr>
-        <w:t xml:space="preserve"> Technologies Pvt Ltd</w:t>
+        <w:t>About UniConverge Technologies Pvt Ltd</w:t>
       </w:r>
       <w:bookmarkEnd w:id="3"/>
     </w:p>
@@ -2927,15 +2874,7 @@
         <w:t>A company established in 2013 and working i</w:t>
       </w:r>
       <w:r>
-        <w:t xml:space="preserve">n Digital Transformation domain and providing Industrial solutions with prime focus on sustainability and </w:t>
-      </w:r>
-      <w:proofErr w:type="spellStart"/>
-      <w:r>
-        <w:t>RoI</w:t>
-      </w:r>
-      <w:proofErr w:type="spellEnd"/>
-      <w:r>
-        <w:t>.</w:t>
+        <w:t>n Digital Transformation domain and providing Industrial solutions with prime focus on sustainability and RoI.</w:t>
       </w:r>
     </w:p>
     <w:p>
@@ -2947,23 +2886,7 @@
           <w:b/>
           <w:bCs/>
         </w:rPr>
-        <w:t> Cutting Edge Technologies e.g. Internet of Things (IoT), Cyber Security, Cloud computing (AWS, Azure), Machine Learning, Communication Technologies (4G/5G/</w:t>
-      </w:r>
-      <w:proofErr w:type="spellStart"/>
-      <w:r>
-        <w:rPr>
-          <w:b/>
-          <w:bCs/>
-        </w:rPr>
-        <w:t>LoRaWAN</w:t>
-      </w:r>
-      <w:proofErr w:type="spellEnd"/>
-      <w:r>
-        <w:rPr>
-          <w:b/>
-          <w:bCs/>
-        </w:rPr>
-        <w:t>), Java Full Stack, Python, Front end </w:t>
+        <w:t> Cutting Edge Technologies e.g. Internet of Things (IoT), Cyber Security, Cloud computing (AWS, Azure), Machine Learning, Communication Technologies (4G/5G/LoRaWAN), Java Full Stack, Python, Front end </w:t>
       </w:r>
       <w:r>
         <w:t>etc.</w:t>
@@ -3138,15 +3061,7 @@
         <w:t xml:space="preserve"> is an IOT platform designed for quick deployment of IOT applications on the same time providing valuable “insight” for your process/business.</w:t>
       </w:r>
       <w:r>
-        <w:t xml:space="preserve"> It has been built in Java for backend and ReactJS for Front end. It has support for MySQL and various </w:t>
-      </w:r>
-      <w:proofErr w:type="spellStart"/>
-      <w:r>
-        <w:t>NoSql</w:t>
-      </w:r>
-      <w:proofErr w:type="spellEnd"/>
-      <w:r>
-        <w:t xml:space="preserve"> Databases.</w:t>
+        <w:t xml:space="preserve"> It has been built in Java for backend and ReactJS for Front end. It has support for MySQL and various NoSql Databases.</w:t>
       </w:r>
     </w:p>
     <w:p>
@@ -3692,31 +3607,7 @@
         <w:t>s</w:t>
       </w:r>
       <w:r>
-        <w:t xml:space="preserve"> of </w:t>
-      </w:r>
-      <w:proofErr w:type="spellStart"/>
-      <w:r>
-        <w:t>LoRAWAN</w:t>
-      </w:r>
-      <w:proofErr w:type="spellEnd"/>
-      <w:r>
-        <w:t xml:space="preserve"> </w:t>
-      </w:r>
-      <w:proofErr w:type="spellStart"/>
-      <w:r>
-        <w:t>teschnology</w:t>
-      </w:r>
-      <w:proofErr w:type="spellEnd"/>
-      <w:r>
-        <w:t xml:space="preserve"> and providing solution in </w:t>
-      </w:r>
-      <w:proofErr w:type="spellStart"/>
-      <w:r>
-        <w:t>Agritech</w:t>
-      </w:r>
-      <w:proofErr w:type="spellEnd"/>
-      <w:r>
-        <w:t>, Smart cities, Industrial Monitoring, Smart Street Light, Smart Water/ Gas/ Electricity metering solutions etc.</w:t>
+        <w:t xml:space="preserve"> of LoRAWAN teschnology and providing solution in Agritech, Smart cities, Industrial Monitoring, Smart Street Light, Smart Water/ Gas/ Electricity metering solutions etc.</w:t>
       </w:r>
     </w:p>
     <w:p>
@@ -3836,23 +3727,7 @@
           <w:rFonts w:ascii="Arial" w:hAnsi="Arial"/>
           <w:kern w:val="24"/>
         </w:rPr>
-        <w:t xml:space="preserve">upskill Campus along with The IoT Academy and in association with </w:t>
-      </w:r>
-      <w:proofErr w:type="spellStart"/>
-      <w:r>
-        <w:rPr>
-          <w:rFonts w:ascii="Arial" w:hAnsi="Arial"/>
-          <w:kern w:val="24"/>
-        </w:rPr>
-        <w:t>Uniconverge</w:t>
-      </w:r>
-      <w:proofErr w:type="spellEnd"/>
-      <w:r>
-        <w:rPr>
-          <w:rFonts w:ascii="Arial" w:hAnsi="Arial"/>
-          <w:kern w:val="24"/>
-        </w:rPr>
-        <w:t xml:space="preserve"> technologies has facilitated the smooth execution of the complete internship</w:t>
+        <w:t>upskill Campus along with The IoT Academy and in association with Uniconverge technologies has facilitated the smooth execution of the complete internship</w:t>
       </w:r>
       <w:r>
         <w:rPr>
@@ -4919,29 +4794,7 @@
                                 <w:sz w:val="30"/>
                                 <w:szCs w:val="30"/>
                               </w:rPr>
-                              <w:t xml:space="preserve">Seeing need of upskilling in </w:t>
-                            </w:r>
-                            <w:proofErr w:type="spellStart"/>
-                            <w:r>
-                              <w:rPr>
-                                <w:rFonts w:asciiTheme="minorHAnsi" w:hAnsi="Calibri" w:cstheme="minorBidi"/>
-                                <w:color w:val="000000" w:themeColor="text1"/>
-                                <w:kern w:val="24"/>
-                                <w:sz w:val="30"/>
-                                <w:szCs w:val="30"/>
-                              </w:rPr>
-                              <w:t>self paced</w:t>
-                            </w:r>
-                            <w:proofErr w:type="spellEnd"/>
-                            <w:r>
-                              <w:rPr>
-                                <w:rFonts w:asciiTheme="minorHAnsi" w:hAnsi="Calibri" w:cstheme="minorBidi"/>
-                                <w:color w:val="000000" w:themeColor="text1"/>
-                                <w:kern w:val="24"/>
-                                <w:sz w:val="30"/>
-                                <w:szCs w:val="30"/>
-                              </w:rPr>
-                              <w:t xml:space="preserve"> manner along-with additional support services e.g. Internship, projects, interaction with Industry experts, Career growth Services</w:t>
+                              <w:t>Seeing need of upskilling in self paced manner along-with additional support services e.g. Internship, projects, interaction with Industry experts, Career growth Services</w:t>
                             </w:r>
                           </w:p>
                         </w:txbxContent>
@@ -4983,29 +4836,7 @@
                           <w:sz w:val="30"/>
                           <w:szCs w:val="30"/>
                         </w:rPr>
-                        <w:t xml:space="preserve">Seeing need of upskilling in </w:t>
-                      </w:r>
-                      <w:proofErr w:type="spellStart"/>
-                      <w:r>
-                        <w:rPr>
-                          <w:rFonts w:asciiTheme="minorHAnsi" w:hAnsi="Calibri" w:cstheme="minorBidi"/>
-                          <w:color w:val="000000" w:themeColor="text1"/>
-                          <w:kern w:val="24"/>
-                          <w:sz w:val="30"/>
-                          <w:szCs w:val="30"/>
-                        </w:rPr>
-                        <w:t>self paced</w:t>
-                      </w:r>
-                      <w:proofErr w:type="spellEnd"/>
-                      <w:r>
-                        <w:rPr>
-                          <w:rFonts w:asciiTheme="minorHAnsi" w:hAnsi="Calibri" w:cstheme="minorBidi"/>
-                          <w:color w:val="000000" w:themeColor="text1"/>
-                          <w:kern w:val="24"/>
-                          <w:sz w:val="30"/>
-                          <w:szCs w:val="30"/>
-                        </w:rPr>
-                        <w:t xml:space="preserve"> manner along-with additional support services e.g. Internship, projects, interaction with Industry experts, Career growth Services</w:t>
+                        <w:t>Seeing need of upskilling in self paced manner along-with additional support services e.g. Internship, projects, interaction with Industry experts, Career growth Services</w:t>
                       </w:r>
                     </w:p>
                   </w:txbxContent>
@@ -5066,7 +4897,6 @@
                               <w:pStyle w:val="NormalWeb"/>
                               <w:spacing w:before="0" w:beforeAutospacing="0" w:after="0" w:afterAutospacing="0"/>
                             </w:pPr>
-                            <w:proofErr w:type="spellStart"/>
                             <w:r>
                               <w:rPr>
                                 <w:rFonts w:asciiTheme="minorHAnsi" w:hAnsi="Calibri" w:cstheme="minorBidi"/>
@@ -5075,18 +4905,7 @@
                                 <w:sz w:val="30"/>
                                 <w:szCs w:val="30"/>
                               </w:rPr>
-                              <w:t>upSkill</w:t>
-                            </w:r>
-                            <w:proofErr w:type="spellEnd"/>
-                            <w:r>
-                              <w:rPr>
-                                <w:rFonts w:asciiTheme="minorHAnsi" w:hAnsi="Calibri" w:cstheme="minorBidi"/>
-                                <w:color w:val="000000" w:themeColor="text1"/>
-                                <w:kern w:val="24"/>
-                                <w:sz w:val="30"/>
-                                <w:szCs w:val="30"/>
-                              </w:rPr>
-                              <w:t xml:space="preserve"> Campus aiming to upskill 1 million learners in next 5 year</w:t>
+                              <w:t>upSkill Campus aiming to upskill 1 million learners in next 5 year</w:t>
                             </w:r>
                           </w:p>
                         </w:txbxContent>
@@ -5116,7 +4935,6 @@
                         <w:pStyle w:val="NormalWeb"/>
                         <w:spacing w:before="0" w:beforeAutospacing="0" w:after="0" w:afterAutospacing="0"/>
                       </w:pPr>
-                      <w:proofErr w:type="spellStart"/>
                       <w:r>
                         <w:rPr>
                           <w:rFonts w:asciiTheme="minorHAnsi" w:hAnsi="Calibri" w:cstheme="minorBidi"/>
@@ -5125,18 +4943,7 @@
                           <w:sz w:val="30"/>
                           <w:szCs w:val="30"/>
                         </w:rPr>
-                        <w:t>upSkill</w:t>
-                      </w:r>
-                      <w:proofErr w:type="spellEnd"/>
-                      <w:r>
-                        <w:rPr>
-                          <w:rFonts w:asciiTheme="minorHAnsi" w:hAnsi="Calibri" w:cstheme="minorBidi"/>
-                          <w:color w:val="000000" w:themeColor="text1"/>
-                          <w:kern w:val="24"/>
-                          <w:sz w:val="30"/>
-                          <w:szCs w:val="30"/>
-                        </w:rPr>
-                        <w:t xml:space="preserve"> Campus aiming to upskill 1 million learners in next 5 year</w:t>
+                        <w:t>upSkill Campus aiming to upskill 1 million learners in next 5 year</w:t>
                       </w:r>
                     </w:p>
                   </w:txbxContent>
@@ -5551,23 +5358,7 @@
           <w:sz w:val="24"/>
           <w:szCs w:val="24"/>
         </w:rPr>
-        <w:t xml:space="preserve">Job applications often involve several companies, role titles, posting links, deadlines, and interview notes. A dedicated tracker can bring these details into one place. </w:t>
-      </w:r>
-      <w:proofErr w:type="spellStart"/>
-      <w:r>
-        <w:rPr>
-          <w:sz w:val="24"/>
-          <w:szCs w:val="24"/>
-        </w:rPr>
-        <w:t>JobTrack</w:t>
-      </w:r>
-      <w:proofErr w:type="spellEnd"/>
-      <w:r>
-        <w:rPr>
-          <w:sz w:val="24"/>
-          <w:szCs w:val="24"/>
-        </w:rPr>
-        <w:t xml:space="preserve"> applies Python to this everyday problem through a web interface that requires no separate frontend framework or REST client.</w:t>
+        <w:t>Job applications often involve several companies, role titles, posting links, deadlines, and interview notes. A dedicated tracker can bring these details into one place. JobTrack applies Python to this everyday problem through a web interface that requires no separate frontend framework or REST client.</w:t>
       </w:r>
     </w:p>
     <w:p>
@@ -5648,15 +5439,7 @@
     </w:p>
     <w:p>
       <w:r>
-        <w:t xml:space="preserve">[1] </w:t>
-      </w:r>
-      <w:proofErr w:type="spellStart"/>
-      <w:r>
-        <w:t>UniConverge</w:t>
-      </w:r>
-      <w:proofErr w:type="spellEnd"/>
-      <w:r>
-        <w:t xml:space="preserve"> Technologies, About Us</w:t>
+        <w:t>[1] UniConverge Technologies, About Us</w:t>
       </w:r>
       <w:r>
         <w:br/>
@@ -5696,15 +5479,7 @@
       </w:r>
       <w:r>
         <w:br/>
-        <w:t xml:space="preserve">README.md; requirements.txt; </w:t>
-      </w:r>
-      <w:proofErr w:type="spellStart"/>
-      <w:r>
-        <w:t>jobtrack</w:t>
-      </w:r>
-      <w:proofErr w:type="spellEnd"/>
-      <w:r>
-        <w:t>/; tests/; docs/VALIDATION.md; docs/screenshots/</w:t>
+        <w:t>README.md; requirements.txt; jobtrack/; tests/; docs/VALIDATION.md; docs/screenshots/</w:t>
       </w:r>
     </w:p>
     <w:p/>
@@ -6021,15 +5796,7 @@
         <w:jc w:val="both"/>
       </w:pPr>
       <w:r>
-        <w:t xml:space="preserve">The problem addressed by </w:t>
-      </w:r>
-      <w:proofErr w:type="spellStart"/>
-      <w:r>
-        <w:t>JobTrack</w:t>
-      </w:r>
-      <w:proofErr w:type="spellEnd"/>
-      <w:r>
-        <w:t xml:space="preserve"> is to provide a single, account-based place to record these opportunities and review progress. The user should be able to maintain accurate data without needing database knowledge and should be prevented from accessing another account’s applications.</w:t>
+        <w:t>The problem addressed by JobTrack is to provide a single, account-based place to record these opportunities and review progress. The user should be able to maintain accurate data without needing database knowledge and should be prevented from accessing another account’s applications.</w:t>
       </w:r>
     </w:p>
     <w:p>
@@ -6483,15 +6250,7 @@
         <w:jc w:val="both"/>
       </w:pPr>
       <w:r>
-        <w:t xml:space="preserve">The following comparison describes typical workflow choices rather than a benchmark of commercial products. Notes and spreadsheets are easy to start but require manual organization; email folders retain correspondence but do not provide one structured application record. </w:t>
-      </w:r>
-      <w:proofErr w:type="spellStart"/>
-      <w:r>
-        <w:t>JobTrack</w:t>
-      </w:r>
-      <w:proofErr w:type="spellEnd"/>
-      <w:r>
-        <w:t xml:space="preserve"> focuses on a small, dedicated workflow suitable for demonstrating Python development.</w:t>
+        <w:t>The following comparison describes typical workflow choices rather than a benchmark of commercial products. Notes and spreadsheets are easy to start but require manual organization; email folders retain correspondence but do not provide one structured application record. JobTrack focuses on a small, dedicated workflow suitable for demonstrating Python development.</w:t>
       </w:r>
     </w:p>
     <w:tbl>
@@ -6740,14 +6499,12 @@
             <w:pPr>
               <w:spacing w:before="80" w:after="80"/>
             </w:pPr>
-            <w:proofErr w:type="spellStart"/>
             <w:r>
               <w:rPr>
                 <w:sz w:val="18"/>
               </w:rPr>
               <w:t>JobTrack</w:t>
             </w:r>
-            <w:proofErr w:type="spellEnd"/>
           </w:p>
         </w:tc>
         <w:tc>
@@ -6802,13 +6559,8 @@
         <w:jc w:val="both"/>
       </w:pPr>
       <w:bookmarkStart w:id="20" w:name="_Toc242042615"/>
-      <w:proofErr w:type="spellStart"/>
       <w:r>
-        <w:t>JobTrack</w:t>
-      </w:r>
-      <w:proofErr w:type="spellEnd"/>
-      <w:r>
-        <w:t xml:space="preserve"> stores each application with an owning user and a consistent set of fields. The dashboard summarizes progress while the detail page preserves posting links and notes. Separate create/edit forms validate input before committing data. A dedicated confirmation page reduces accidental deletion.</w:t>
+        <w:t>JobTrack stores each application with an owning user and a consistent set of fields. The dashboard summarizes progress while the detail page preserves posting links and notes. Separate create/edit forms validate input before committing data. A dedicated confirmation page reduces accidental deletion.</w:t>
       </w:r>
     </w:p>
     <w:p>
@@ -6841,86 +6593,16 @@
         </w:rPr>
         <w:t>(GitHub link): [</w:t>
       </w:r>
-      <w:proofErr w:type="spellStart"/>
-      <w:r>
-        <w:rPr>
-          <w:rFonts w:ascii="Calibri" w:hAnsi="Calibri"/>
-          <w:sz w:val="24"/>
-        </w:rPr>
-        <w:fldChar w:fldCharType="begin"/>
-      </w:r>
-      <w:r>
-        <w:rPr>
-          <w:rFonts w:ascii="Calibri" w:hAnsi="Calibri"/>
-          <w:sz w:val="24"/>
-        </w:rPr>
-        <w:instrText>HYPERLINK "https://github.com/Himanshu2233/UpSkill/tree/main/jobtrack"</w:instrText>
-      </w:r>
-      <w:r>
-        <w:rPr>
-          <w:rFonts w:ascii="Calibri" w:hAnsi="Calibri"/>
-          <w:sz w:val="24"/>
-        </w:rPr>
-      </w:r>
-      <w:r>
-        <w:rPr>
-          <w:rFonts w:ascii="Calibri" w:hAnsi="Calibri"/>
-          <w:sz w:val="24"/>
-        </w:rPr>
-        <w:fldChar w:fldCharType="separate"/>
-      </w:r>
-      <w:r>
-        <w:rPr>
-          <w:rStyle w:val="Hyperlink"/>
-          <w:rFonts w:ascii="Calibri" w:hAnsi="Calibri"/>
-          <w:sz w:val="24"/>
-        </w:rPr>
-        <w:t>UpSkill</w:t>
-      </w:r>
-      <w:proofErr w:type="spellEnd"/>
-      <w:r>
-        <w:rPr>
-          <w:rStyle w:val="Hyperlink"/>
-          <w:rFonts w:ascii="Calibri" w:hAnsi="Calibri"/>
-          <w:sz w:val="24"/>
-        </w:rPr>
-        <w:t>/</w:t>
-      </w:r>
-      <w:proofErr w:type="spellStart"/>
-      <w:r>
-        <w:rPr>
-          <w:rStyle w:val="Hyperlink"/>
-          <w:rFonts w:ascii="Calibri" w:hAnsi="Calibri"/>
-          <w:sz w:val="24"/>
-        </w:rPr>
-        <w:t>jobtrack</w:t>
-      </w:r>
-      <w:proofErr w:type="spellEnd"/>
-      <w:r>
-        <w:rPr>
-          <w:rStyle w:val="Hyperlink"/>
-          <w:rFonts w:ascii="Calibri" w:hAnsi="Calibri"/>
-          <w:sz w:val="24"/>
-        </w:rPr>
-        <w:t xml:space="preserve"> at main · Himanshu2233/</w:t>
-      </w:r>
-      <w:proofErr w:type="spellStart"/>
-      <w:r>
-        <w:rPr>
-          <w:rStyle w:val="Hyperlink"/>
-          <w:rFonts w:ascii="Calibri" w:hAnsi="Calibri"/>
-          <w:sz w:val="24"/>
-        </w:rPr>
-        <w:t>UpSkill</w:t>
-      </w:r>
-      <w:proofErr w:type="spellEnd"/>
-      <w:r>
-        <w:rPr>
-          <w:rFonts w:ascii="Calibri" w:hAnsi="Calibri"/>
-          <w:sz w:val="24"/>
-        </w:rPr>
-        <w:fldChar w:fldCharType="end"/>
-      </w:r>
+      <w:hyperlink r:id="rId47" w:history="1">
+        <w:r>
+          <w:rPr>
+            <w:rStyle w:val="Hyperlink"/>
+            <w:rFonts w:ascii="Calibri" w:hAnsi="Calibri"/>
+            <w:sz w:val="24"/>
+          </w:rPr>
+          <w:t>UpSkill/jobtrack at main · Himanshu2233/UpSkill</w:t>
+        </w:r>
+      </w:hyperlink>
       <w:r>
         <w:rPr>
           <w:rFonts w:ascii="Calibri" w:hAnsi="Calibri"/>
@@ -6960,68 +6642,16 @@
         </w:rPr>
         <w:t>(GitHub link): [</w:t>
       </w:r>
-      <w:proofErr w:type="spellStart"/>
-      <w:r>
-        <w:rPr>
-          <w:rFonts w:ascii="Calibri" w:hAnsi="Calibri"/>
-          <w:sz w:val="24"/>
-        </w:rPr>
-        <w:fldChar w:fldCharType="begin"/>
-      </w:r>
-      <w:r>
-        <w:rPr>
-          <w:rFonts w:ascii="Calibri" w:hAnsi="Calibri"/>
-          <w:sz w:val="24"/>
-        </w:rPr>
-        <w:instrText>HYPERLINK "https://github.com/Himanshu2233/Upskill_Doc/tree/main/report"</w:instrText>
-      </w:r>
-      <w:r>
-        <w:rPr>
-          <w:rFonts w:ascii="Calibri" w:hAnsi="Calibri"/>
-          <w:sz w:val="24"/>
-        </w:rPr>
-      </w:r>
-      <w:r>
-        <w:rPr>
-          <w:rFonts w:ascii="Calibri" w:hAnsi="Calibri"/>
-          <w:sz w:val="24"/>
-        </w:rPr>
-        <w:fldChar w:fldCharType="separate"/>
-      </w:r>
-      <w:r>
-        <w:rPr>
-          <w:rStyle w:val="Hyperlink"/>
-          <w:rFonts w:ascii="Calibri" w:hAnsi="Calibri"/>
-          <w:sz w:val="24"/>
-        </w:rPr>
-        <w:t>Upskill_Doc</w:t>
-      </w:r>
-      <w:proofErr w:type="spellEnd"/>
-      <w:r>
-        <w:rPr>
-          <w:rStyle w:val="Hyperlink"/>
-          <w:rFonts w:ascii="Calibri" w:hAnsi="Calibri"/>
-          <w:sz w:val="24"/>
-        </w:rPr>
-        <w:t>/report at main · Himanshu2233/</w:t>
-      </w:r>
-      <w:proofErr w:type="spellStart"/>
-      <w:r>
-        <w:rPr>
-          <w:rStyle w:val="Hyperlink"/>
-          <w:rFonts w:ascii="Calibri" w:hAnsi="Calibri"/>
-          <w:sz w:val="24"/>
-        </w:rPr>
-        <w:t>Upskill_Doc</w:t>
-      </w:r>
-      <w:proofErr w:type="spellEnd"/>
-      <w:r>
-        <w:rPr>
-          <w:rFonts w:ascii="Calibri" w:hAnsi="Calibri"/>
-          <w:sz w:val="24"/>
-        </w:rPr>
-        <w:fldChar w:fldCharType="end"/>
-      </w:r>
+      <w:hyperlink r:id="rId48" w:history="1">
+        <w:r>
+          <w:rPr>
+            <w:rStyle w:val="Hyperlink"/>
+            <w:rFonts w:ascii="Calibri" w:hAnsi="Calibri"/>
+            <w:sz w:val="24"/>
+          </w:rPr>
+          <w:t>UpSkill/docs/report/JobTracker_Himanshu_USC_UCT.pdf at main · Himanshu2233/UpSkill</w:t>
+        </w:r>
+      </w:hyperlink>
       <w:r>
         <w:rPr>
           <w:rFonts w:ascii="Calibri" w:hAnsi="Calibri"/>
@@ -7076,15 +6706,7 @@
         <w:jc w:val="both"/>
       </w:pPr>
       <w:r>
-        <w:t xml:space="preserve">The browser sends requests to Flask. Authentication and tracker blueprints implement the routes; form classes validate submissions; </w:t>
-      </w:r>
-      <w:proofErr w:type="spellStart"/>
-      <w:r>
-        <w:t>SQLAlchemy</w:t>
-      </w:r>
-      <w:proofErr w:type="spellEnd"/>
-      <w:r>
-        <w:t xml:space="preserve"> reads and writes the SQLite database. Jinja templates and local Bootstrap/CSS files produce the user interface. Flask’s application factory initializes configuration and extensions [3].</w:t>
+        <w:t>The browser sends requests to Flask. Authentication and tracker blueprints implement the routes; form classes validate submissions; SQLAlchemy reads and writes the SQLite database. Jinja templates and local Bootstrap/CSS files produce the user interface. Flask’s application factory initializes configuration and extensions [3].</w:t>
       </w:r>
     </w:p>
     <w:p>
@@ -7112,7 +6734,7 @@
                     <pic:cNvPicPr/>
                   </pic:nvPicPr>
                   <pic:blipFill>
-                    <a:blip r:embed="rId47"/>
+                    <a:blip r:embed="rId49"/>
                     <a:stretch>
                       <a:fillRect/>
                     </a:stretch>
@@ -7139,15 +6761,7 @@
         <w:jc w:val="center"/>
       </w:pPr>
       <w:r>
-        <w:t xml:space="preserve">Figure 1. High-level architecture of </w:t>
-      </w:r>
-      <w:proofErr w:type="spellStart"/>
-      <w:r>
-        <w:t>JobTrack</w:t>
-      </w:r>
-      <w:proofErr w:type="spellEnd"/>
-      <w:r>
-        <w:t>.</w:t>
+        <w:t>Figure 1. High-level architecture of JobTrack.</w:t>
       </w:r>
     </w:p>
     <w:p>
@@ -7201,7 +6815,7 @@
                     <pic:cNvPicPr/>
                   </pic:nvPicPr>
                   <pic:blipFill>
-                    <a:blip r:embed="rId48"/>
+                    <a:blip r:embed="rId50"/>
                     <a:stretch>
                       <a:fillRect/>
                     </a:stretch>
@@ -7236,23 +6850,7 @@
         <w:jc w:val="both"/>
       </w:pPr>
       <w:r>
-        <w:t xml:space="preserve">One user can own many applications. The indexed </w:t>
-      </w:r>
-      <w:proofErr w:type="spellStart"/>
-      <w:r>
-        <w:t>user_id</w:t>
-      </w:r>
-      <w:proofErr w:type="spellEnd"/>
-      <w:r>
-        <w:t xml:space="preserve"> supports account-specific queries. A database check constraint limits statuses to Applied, Interviewing, Offered, and Rejected. Passwords are stored as PBKDF2-SHA256 hashes using </w:t>
-      </w:r>
-      <w:proofErr w:type="spellStart"/>
-      <w:r>
-        <w:t>Werkzeug</w:t>
-      </w:r>
-      <w:proofErr w:type="spellEnd"/>
-      <w:r>
-        <w:t>; the original password is not stored.</w:t>
+        <w:t>One user can own many applications. The indexed user_id supports account-specific queries. A database check constraint limits statuses to Applied, Interviewing, Offered, and Rejected. Passwords are stored as PBKDF2-SHA256 hashes using Werkzeug; the original password is not stored.</w:t>
       </w:r>
     </w:p>
     <w:p>
@@ -7297,7 +6895,7 @@
                     <pic:cNvPicPr/>
                   </pic:nvPicPr>
                   <pic:blipFill>
-                    <a:blip r:embed="rId49"/>
+                    <a:blip r:embed="rId51"/>
                     <a:stretch>
                       <a:fillRect/>
                     </a:stretch>
@@ -7718,47 +7316,7 @@
       </w:pPr>
       <w:r>
         <w:lastRenderedPageBreak/>
-        <w:t xml:space="preserve">CSRF protection is enabled globally. Jinja escapes displayed user content, while job links open with </w:t>
-      </w:r>
-      <w:proofErr w:type="spellStart"/>
-      <w:r>
-        <w:t>noopener</w:t>
-      </w:r>
-      <w:proofErr w:type="spellEnd"/>
-      <w:r>
-        <w:t xml:space="preserve"> and </w:t>
-      </w:r>
-      <w:proofErr w:type="spellStart"/>
-      <w:r>
-        <w:t>noreferrer</w:t>
-      </w:r>
-      <w:proofErr w:type="spellEnd"/>
-      <w:r>
-        <w:t xml:space="preserve">. Sessions use </w:t>
-      </w:r>
-      <w:proofErr w:type="spellStart"/>
-      <w:r>
-        <w:t>HttpOnly</w:t>
-      </w:r>
-      <w:proofErr w:type="spellEnd"/>
-      <w:r>
-        <w:t xml:space="preserve"> and </w:t>
-      </w:r>
-      <w:proofErr w:type="spellStart"/>
-      <w:r>
-        <w:t>SameSite</w:t>
-      </w:r>
-      <w:proofErr w:type="spellEnd"/>
-      <w:r>
-        <w:t xml:space="preserve">=Lax cookies, and responses include no-store, </w:t>
-      </w:r>
-      <w:proofErr w:type="spellStart"/>
-      <w:r>
-        <w:t>nosniff</w:t>
-      </w:r>
-      <w:proofErr w:type="spellEnd"/>
-      <w:r>
-        <w:t>, and SAMEORIGIN headers. These controls support the local workflow; no public deployment security review is claimed.</w:t>
+        <w:t>CSRF protection is enabled globally. Jinja escapes displayed user content, while job links open with noopener and noreferrer. Sessions use HttpOnly and SameSite=Lax cookies, and responses include no-store, nosniff, and SAMEORIGIN headers. These controls support the local workflow; no public deployment security review is claimed.</w:t>
       </w:r>
     </w:p>
     <w:p>
@@ -7794,7 +7352,7 @@
                     <pic:cNvPicPr/>
                   </pic:nvPicPr>
                   <pic:blipFill>
-                    <a:blip r:embed="rId50"/>
+                    <a:blip r:embed="rId52"/>
                     <a:stretch>
                       <a:fillRect/>
                     </a:stretch>
@@ -7863,7 +7421,7 @@
                     <pic:cNvPicPr/>
                   </pic:nvPicPr>
                   <pic:blipFill>
-                    <a:blip r:embed="rId51"/>
+                    <a:blip r:embed="rId53"/>
                     <a:stretch>
                       <a:fillRect/>
                     </a:stretch>
@@ -7932,7 +7490,7 @@
                     <pic:cNvPicPr/>
                   </pic:nvPicPr>
                   <pic:blipFill>
-                    <a:blip r:embed="rId52"/>
+                    <a:blip r:embed="rId54"/>
                     <a:stretch>
                       <a:fillRect/>
                     </a:stretch>
@@ -8001,7 +7559,7 @@
                     <pic:cNvPicPr/>
                   </pic:nvPicPr>
                   <pic:blipFill>
-                    <a:blip r:embed="rId53"/>
+                    <a:blip r:embed="rId55"/>
                     <a:stretch>
                       <a:fillRect/>
                     </a:stretch>
@@ -8070,7 +7628,7 @@
                     <pic:cNvPicPr/>
                   </pic:nvPicPr>
                   <pic:blipFill>
-                    <a:blip r:embed="rId54"/>
+                    <a:blip r:embed="rId56"/>
                     <a:stretch>
                       <a:fillRect/>
                     </a:stretch>
@@ -8139,7 +7697,7 @@
                     <pic:cNvPicPr/>
                   </pic:nvPicPr>
                   <pic:blipFill>
-                    <a:blip r:embed="rId55"/>
+                    <a:blip r:embed="rId57"/>
                     <a:stretch>
                       <a:fillRect/>
                     </a:stretch>
@@ -8208,7 +7766,7 @@
                     <pic:cNvPicPr/>
                   </pic:nvPicPr>
                   <pic:blipFill>
-                    <a:blip r:embed="rId56"/>
+                    <a:blip r:embed="rId58"/>
                     <a:stretch>
                       <a:fillRect/>
                     </a:stretch>
@@ -8537,55 +8095,7 @@
       </w:pPr>
       <w:r>
         <w:lastRenderedPageBreak/>
-        <w:t xml:space="preserve">Validated environment: Windows, Python 3.8.10, and Microsoft Edge. Direct dependency versions are Flask 3.0.3, </w:t>
-      </w:r>
-      <w:proofErr w:type="spellStart"/>
-      <w:r>
-        <w:t>Werkzeug</w:t>
-      </w:r>
-      <w:proofErr w:type="spellEnd"/>
-      <w:r>
-        <w:t xml:space="preserve"> 3.0.6, Flask-</w:t>
-      </w:r>
-      <w:proofErr w:type="spellStart"/>
-      <w:r>
-        <w:t>SQLAlchemy</w:t>
-      </w:r>
-      <w:proofErr w:type="spellEnd"/>
-      <w:r>
-        <w:t xml:space="preserve"> 3.1.1, </w:t>
-      </w:r>
-      <w:proofErr w:type="spellStart"/>
-      <w:r>
-        <w:t>SQLAlchemy</w:t>
-      </w:r>
-      <w:proofErr w:type="spellEnd"/>
-      <w:r>
-        <w:t xml:space="preserve"> 2.0.36, Flask-Login 0.6.3, Flask-WTF 1.2.1, </w:t>
-      </w:r>
-      <w:proofErr w:type="spellStart"/>
-      <w:r>
-        <w:t>WTForms</w:t>
-      </w:r>
-      <w:proofErr w:type="spellEnd"/>
-      <w:r>
-        <w:t xml:space="preserve"> 3.1.2, email-validator 2.2.0, </w:t>
-      </w:r>
-      <w:proofErr w:type="spellStart"/>
-      <w:r>
-        <w:t>pytest</w:t>
-      </w:r>
-      <w:proofErr w:type="spellEnd"/>
-      <w:r>
-        <w:t xml:space="preserve"> 8.3.5, and python-</w:t>
-      </w:r>
-      <w:proofErr w:type="spellStart"/>
-      <w:r>
-        <w:t>dotenv</w:t>
-      </w:r>
-      <w:proofErr w:type="spellEnd"/>
-      <w:r>
-        <w:t xml:space="preserve"> 1.0.1. Bootstrap 5.3.3 is bundled locally.</w:t>
+        <w:t>Validated environment: Windows, Python 3.8.10, and Microsoft Edge. Direct dependency versions are Flask 3.0.3, Werkzeug 3.0.6, Flask-SQLAlchemy 3.1.1, SQLAlchemy 2.0.36, Flask-Login 0.6.3, Flask-WTF 1.2.1, WTForms 3.1.2, email-validator 2.2.0, pytest 8.3.5, and python-dotenv 1.0.1. Bootstrap 5.3.3 is bundled locally.</w:t>
       </w:r>
     </w:p>
     <w:p>
@@ -8605,56 +8115,7 @@
           <w:rFonts w:ascii="Consolas" w:hAnsi="Consolas"/>
           <w:sz w:val="18"/>
         </w:rPr>
-        <w:t xml:space="preserve">python -m </w:t>
-      </w:r>
-      <w:proofErr w:type="spellStart"/>
-      <w:r>
-        <w:rPr>
-          <w:rFonts w:ascii="Consolas" w:hAnsi="Consolas"/>
-          <w:sz w:val="18"/>
-        </w:rPr>
-        <w:t>venv</w:t>
-      </w:r>
-      <w:proofErr w:type="spellEnd"/>
-      <w:r>
-        <w:rPr>
-          <w:rFonts w:ascii="Consolas" w:hAnsi="Consolas"/>
-          <w:sz w:val="18"/>
-        </w:rPr>
-        <w:t xml:space="preserve"> .</w:t>
-      </w:r>
-      <w:proofErr w:type="spellStart"/>
-      <w:r>
-        <w:rPr>
-          <w:rFonts w:ascii="Consolas" w:hAnsi="Consolas"/>
-          <w:sz w:val="18"/>
-        </w:rPr>
-        <w:t>venv</w:t>
-      </w:r>
-      <w:proofErr w:type="spellEnd"/>
-      <w:r>
-        <w:rPr>
-          <w:rFonts w:ascii="Consolas" w:hAnsi="Consolas"/>
-          <w:sz w:val="18"/>
-        </w:rPr>
-        <w:br/>
-        <w:t>.\.</w:t>
-      </w:r>
-      <w:proofErr w:type="spellStart"/>
-      <w:r>
-        <w:rPr>
-          <w:rFonts w:ascii="Consolas" w:hAnsi="Consolas"/>
-          <w:sz w:val="18"/>
-        </w:rPr>
-        <w:t>venv</w:t>
-      </w:r>
-      <w:proofErr w:type="spellEnd"/>
-      <w:r>
-        <w:rPr>
-          <w:rFonts w:ascii="Consolas" w:hAnsi="Consolas"/>
-          <w:sz w:val="18"/>
-        </w:rPr>
-        <w:t>\Scripts\python.exe -m pip install -r requirements.txt</w:t>
+        <w:t>python -m venv .venv</w:t>
       </w:r>
       <w:r>
         <w:rPr>
@@ -8662,88 +8123,7 @@
           <w:sz w:val="18"/>
         </w:rPr>
         <w:br/>
-        <w:t>.\.</w:t>
-      </w:r>
-      <w:proofErr w:type="spellStart"/>
-      <w:r>
-        <w:rPr>
-          <w:rFonts w:ascii="Consolas" w:hAnsi="Consolas"/>
-          <w:sz w:val="18"/>
-        </w:rPr>
-        <w:t>venv</w:t>
-      </w:r>
-      <w:proofErr w:type="spellEnd"/>
-      <w:r>
-        <w:rPr>
-          <w:rFonts w:ascii="Consolas" w:hAnsi="Consolas"/>
-          <w:sz w:val="18"/>
-        </w:rPr>
-        <w:t xml:space="preserve">\Scripts\python.exe -m flask --app </w:t>
-      </w:r>
-      <w:proofErr w:type="spellStart"/>
-      <w:r>
-        <w:rPr>
-          <w:rFonts w:ascii="Consolas" w:hAnsi="Consolas"/>
-          <w:sz w:val="18"/>
-        </w:rPr>
-        <w:t>jobtrack</w:t>
-      </w:r>
-      <w:proofErr w:type="spellEnd"/>
-      <w:r>
-        <w:rPr>
-          <w:rFonts w:ascii="Consolas" w:hAnsi="Consolas"/>
-          <w:sz w:val="18"/>
-        </w:rPr>
-        <w:t xml:space="preserve"> </w:t>
-      </w:r>
-      <w:proofErr w:type="spellStart"/>
-      <w:r>
-        <w:rPr>
-          <w:rFonts w:ascii="Consolas" w:hAnsi="Consolas"/>
-          <w:sz w:val="18"/>
-        </w:rPr>
-        <w:t>init-db</w:t>
-      </w:r>
-      <w:proofErr w:type="spellEnd"/>
-      <w:r>
-        <w:rPr>
-          <w:rFonts w:ascii="Consolas" w:hAnsi="Consolas"/>
-          <w:sz w:val="18"/>
-        </w:rPr>
-        <w:br/>
-        <w:t>.\.</w:t>
-      </w:r>
-      <w:proofErr w:type="spellStart"/>
-      <w:r>
-        <w:rPr>
-          <w:rFonts w:ascii="Consolas" w:hAnsi="Consolas"/>
-          <w:sz w:val="18"/>
-        </w:rPr>
-        <w:t>venv</w:t>
-      </w:r>
-      <w:proofErr w:type="spellEnd"/>
-      <w:r>
-        <w:rPr>
-          <w:rFonts w:ascii="Consolas" w:hAnsi="Consolas"/>
-          <w:sz w:val="18"/>
-        </w:rPr>
-        <w:t xml:space="preserve">\Scripts\python.exe -m flask --app </w:t>
-      </w:r>
-      <w:proofErr w:type="spellStart"/>
-      <w:r>
-        <w:rPr>
-          <w:rFonts w:ascii="Consolas" w:hAnsi="Consolas"/>
-          <w:sz w:val="18"/>
-        </w:rPr>
-        <w:t>jobtrack</w:t>
-      </w:r>
-      <w:proofErr w:type="spellEnd"/>
-      <w:r>
-        <w:rPr>
-          <w:rFonts w:ascii="Consolas" w:hAnsi="Consolas"/>
-          <w:sz w:val="18"/>
-        </w:rPr>
-        <w:t xml:space="preserve"> seed-demo</w:t>
+        <w:t>.\.venv\Scripts\python.exe -m pip install -r requirements.txt</w:t>
       </w:r>
       <w:r>
         <w:rPr>
@@ -8751,39 +8131,23 @@
           <w:sz w:val="18"/>
         </w:rPr>
         <w:br/>
-        <w:t>.\.</w:t>
+        <w:t>.\.venv\Scripts\python.exe -m flask --app jobtrack init-db</w:t>
       </w:r>
-      <w:proofErr w:type="spellStart"/>
       <w:r>
         <w:rPr>
           <w:rFonts w:ascii="Consolas" w:hAnsi="Consolas"/>
           <w:sz w:val="18"/>
         </w:rPr>
-        <w:t>venv</w:t>
+        <w:br/>
+        <w:t>.\.venv\Scripts\python.exe -m flask --app jobtrack seed-demo</w:t>
       </w:r>
-      <w:proofErr w:type="spellEnd"/>
       <w:r>
         <w:rPr>
           <w:rFonts w:ascii="Consolas" w:hAnsi="Consolas"/>
           <w:sz w:val="18"/>
         </w:rPr>
-        <w:t xml:space="preserve">\Scripts\python.exe -m flask --app </w:t>
-      </w:r>
-      <w:proofErr w:type="spellStart"/>
-      <w:r>
-        <w:rPr>
-          <w:rFonts w:ascii="Consolas" w:hAnsi="Consolas"/>
-          <w:sz w:val="18"/>
-        </w:rPr>
-        <w:t>jobtrack</w:t>
-      </w:r>
-      <w:proofErr w:type="spellEnd"/>
-      <w:r>
-        <w:rPr>
-          <w:rFonts w:ascii="Consolas" w:hAnsi="Consolas"/>
-          <w:sz w:val="18"/>
-        </w:rPr>
-        <w:t xml:space="preserve"> run</w:t>
+        <w:br/>
+        <w:t>.\.venv\Scripts\python.exe -m flask --app jobtrack run</w:t>
       </w:r>
     </w:p>
     <w:p>
@@ -8791,15 +8155,7 @@
         <w:jc w:val="both"/>
       </w:pPr>
       <w:r>
-        <w:t xml:space="preserve">Open http://127.0.0.1:5000. The fictional demo login is </w:t>
-      </w:r>
-      <w:proofErr w:type="spellStart"/>
-      <w:r>
-        <w:t>demo@jobtrack.example</w:t>
-      </w:r>
-      <w:proofErr w:type="spellEnd"/>
-      <w:r>
-        <w:t xml:space="preserve"> with password DemoPass123!. The seed command creates six applications only when the demo account is absent; rerunning preserves existing demo data. These credentials are demonstration data only.</w:t>
+        <w:t>Open http://127.0.0.1:5000. The fictional demo login is demo@jobtrack.example with password DemoPass123!. The seed command creates six applications only when the demo account is absent; rerunning preserves existing demo data. These credentials are demonstration data only.</w:t>
       </w:r>
     </w:p>
     <w:p>
@@ -8807,23 +8163,7 @@
         <w:jc w:val="both"/>
       </w:pPr>
       <w:r>
-        <w:t>SECRET_KEY and DATABASE_URL may be configured through .env. If no key is provided, the application creates a persistent local key in instance/</w:t>
-      </w:r>
-      <w:proofErr w:type="spellStart"/>
-      <w:r>
-        <w:t>secret.key</w:t>
-      </w:r>
-      <w:proofErr w:type="spellEnd"/>
-      <w:r>
-        <w:t>. The default database is instance/</w:t>
-      </w:r>
-      <w:proofErr w:type="spellStart"/>
-      <w:r>
-        <w:t>jobtrack.sqlite</w:t>
-      </w:r>
-      <w:proofErr w:type="spellEnd"/>
-      <w:r>
-        <w:t>. Test configuration replaces this database with a temporary SQLite file.</w:t>
+        <w:t>SECRET_KEY and DATABASE_URL may be configured through .env. If no key is provided, the application creates a persistent local key in instance/secret.key. The default database is instance/jobtrack.sqlite. Test configuration replaces this database with a temporary SQLite file.</w:t>
       </w:r>
     </w:p>
     <w:p>
@@ -9341,21 +8681,7 @@
               <w:rPr>
                 <w:sz w:val="18"/>
               </w:rPr>
-              <w:t xml:space="preserve">Reject </w:t>
-            </w:r>
-            <w:proofErr w:type="spellStart"/>
-            <w:r>
-              <w:rPr>
-                <w:sz w:val="18"/>
-              </w:rPr>
-              <w:t>tokenless</w:t>
-            </w:r>
-            <w:proofErr w:type="spellEnd"/>
-            <w:r>
-              <w:rPr>
-                <w:sz w:val="18"/>
-              </w:rPr>
-              <w:t xml:space="preserve"> registration, create, and logout; permit valid token registration.</w:t>
+              <w:t>Reject tokenless registration, create, and logout; permit valid token registration.</w:t>
             </w:r>
           </w:p>
         </w:tc>
@@ -9493,15 +8819,7 @@
         <w:jc w:val="both"/>
       </w:pPr>
       <w:r>
-        <w:t xml:space="preserve">The table groups related checks. The suite collects 18 </w:t>
-      </w:r>
-      <w:proofErr w:type="spellStart"/>
-      <w:r>
-        <w:t>pytest</w:t>
-      </w:r>
-      <w:proofErr w:type="spellEnd"/>
-      <w:r>
-        <w:t xml:space="preserve"> cases because field validation is parameterized into nine separate cases. This count is not a code-coverage percentage or a claim that every possible input was tested.</w:t>
+        <w:t>The table groups related checks. The suite collects 18 pytest cases because field validation is parameterized into nine separate cases. This count is not a code-coverage percentage or a claim that every possible input was tested.</w:t>
       </w:r>
     </w:p>
     <w:p>
@@ -9531,39 +8849,7 @@
           <w:rFonts w:ascii="Consolas" w:hAnsi="Consolas"/>
           <w:sz w:val="18"/>
         </w:rPr>
-        <w:t>.\.</w:t>
-      </w:r>
-      <w:proofErr w:type="spellStart"/>
-      <w:r>
-        <w:rPr>
-          <w:rFonts w:ascii="Consolas" w:hAnsi="Consolas"/>
-          <w:sz w:val="18"/>
-        </w:rPr>
-        <w:t>venv</w:t>
-      </w:r>
-      <w:proofErr w:type="spellEnd"/>
-      <w:r>
-        <w:rPr>
-          <w:rFonts w:ascii="Consolas" w:hAnsi="Consolas"/>
-          <w:sz w:val="18"/>
-        </w:rPr>
-        <w:t xml:space="preserve">\Scripts\python.exe -m </w:t>
-      </w:r>
-      <w:proofErr w:type="spellStart"/>
-      <w:r>
-        <w:rPr>
-          <w:rFonts w:ascii="Consolas" w:hAnsi="Consolas"/>
-          <w:sz w:val="18"/>
-        </w:rPr>
-        <w:t>pytest</w:t>
-      </w:r>
-      <w:proofErr w:type="spellEnd"/>
-      <w:r>
-        <w:rPr>
-          <w:rFonts w:ascii="Consolas" w:hAnsi="Consolas"/>
-          <w:sz w:val="18"/>
-        </w:rPr>
-        <w:t xml:space="preserve"> -q</w:t>
+        <w:t>.\.venv\Scripts\python.exe -m pytest -q</w:t>
       </w:r>
     </w:p>
     <w:p>
@@ -10887,8 +10173,8 @@
       </w:pPr>
     </w:p>
     <w:sectPr>
-      <w:headerReference w:type="default" r:id="rId57"/>
-      <w:footerReference w:type="default" r:id="rId58"/>
+      <w:headerReference w:type="default" r:id="rId59"/>
+      <w:footerReference w:type="default" r:id="rId60"/>
       <w:pgSz w:w="12240" w:h="15840"/>
       <w:pgMar w:top="1440" w:right="1350" w:bottom="1440" w:left="1440" w:header="270" w:footer="720" w:gutter="0"/>
       <w:cols w:space="720"/>
